--- a/WDD330/W3/Final Project – Proposal.docx
+++ b/WDD330/W3/Final Project – Proposal.docx
@@ -5,6 +5,10 @@
     <w:p>
       <w:pPr>
         <w:pStyle w:val="Heading1"/>
+        <w:numPr>
+          <w:ilvl w:val="0"/>
+          <w:numId w:val="2"/>
+        </w:numPr>
         <w:bidi w:val="0"/>
         <w:spacing w:before="101" w:after="101"/>
         <w:ind w:hanging="0" w:start="0"/>
@@ -58,6 +62,10 @@
     <w:p>
       <w:pPr>
         <w:pStyle w:val="Heading1"/>
+        <w:numPr>
+          <w:ilvl w:val="0"/>
+          <w:numId w:val="2"/>
+        </w:numPr>
         <w:bidi w:val="0"/>
         <w:ind w:hanging="0" w:start="0"/>
         <w:jc w:val="start"/>
@@ -134,6 +142,10 @@
     <w:p>
       <w:pPr>
         <w:pStyle w:val="Heading1"/>
+        <w:numPr>
+          <w:ilvl w:val="0"/>
+          <w:numId w:val="2"/>
+        </w:numPr>
         <w:bidi w:val="0"/>
         <w:ind w:hanging="0" w:start="0"/>
         <w:jc w:val="start"/>
@@ -152,7 +164,7 @@
         <w:pStyle w:val="BodyText"/>
         <w:numPr>
           <w:ilvl w:val="0"/>
-          <w:numId w:val="2"/>
+          <w:numId w:val="3"/>
         </w:numPr>
         <w:bidi w:val="0"/>
         <w:spacing w:before="0" w:after="0"/>
@@ -169,7 +181,7 @@
         <w:pStyle w:val="BodyText"/>
         <w:numPr>
           <w:ilvl w:val="0"/>
-          <w:numId w:val="2"/>
+          <w:numId w:val="3"/>
         </w:numPr>
         <w:bidi w:val="0"/>
         <w:spacing w:before="0" w:after="0"/>
@@ -186,7 +198,7 @@
         <w:pStyle w:val="BodyText"/>
         <w:numPr>
           <w:ilvl w:val="0"/>
-          <w:numId w:val="2"/>
+          <w:numId w:val="3"/>
         </w:numPr>
         <w:bidi w:val="0"/>
         <w:spacing w:before="0" w:after="0"/>
@@ -203,7 +215,7 @@
         <w:pStyle w:val="BodyText"/>
         <w:numPr>
           <w:ilvl w:val="0"/>
-          <w:numId w:val="2"/>
+          <w:numId w:val="3"/>
         </w:numPr>
         <w:bidi w:val="0"/>
         <w:spacing w:before="0" w:after="0"/>
@@ -220,7 +232,7 @@
         <w:pStyle w:val="BodyText"/>
         <w:numPr>
           <w:ilvl w:val="0"/>
-          <w:numId w:val="2"/>
+          <w:numId w:val="3"/>
         </w:numPr>
         <w:bidi w:val="0"/>
         <w:spacing w:before="0" w:after="0"/>
@@ -237,7 +249,7 @@
         <w:pStyle w:val="BodyText"/>
         <w:numPr>
           <w:ilvl w:val="0"/>
-          <w:numId w:val="2"/>
+          <w:numId w:val="3"/>
         </w:numPr>
         <w:bidi w:val="0"/>
         <w:spacing w:before="0" w:after="0"/>
@@ -254,7 +266,7 @@
         <w:pStyle w:val="BodyText"/>
         <w:numPr>
           <w:ilvl w:val="0"/>
-          <w:numId w:val="2"/>
+          <w:numId w:val="3"/>
         </w:numPr>
         <w:bidi w:val="0"/>
         <w:spacing w:before="0" w:after="0"/>
@@ -271,7 +283,7 @@
         <w:pStyle w:val="BodyText"/>
         <w:numPr>
           <w:ilvl w:val="0"/>
-          <w:numId w:val="2"/>
+          <w:numId w:val="3"/>
         </w:numPr>
         <w:bidi w:val="0"/>
         <w:spacing w:before="0" w:after="0"/>
@@ -288,7 +300,7 @@
         <w:pStyle w:val="BodyText"/>
         <w:numPr>
           <w:ilvl w:val="0"/>
-          <w:numId w:val="2"/>
+          <w:numId w:val="3"/>
         </w:numPr>
         <w:bidi w:val="0"/>
         <w:spacing w:before="0" w:after="0"/>
@@ -333,7 +345,7 @@
         <w:pStyle w:val="BodyText"/>
         <w:numPr>
           <w:ilvl w:val="0"/>
-          <w:numId w:val="3"/>
+          <w:numId w:val="4"/>
         </w:numPr>
         <w:bidi w:val="0"/>
         <w:spacing w:before="0" w:after="0"/>
@@ -350,7 +362,7 @@
         <w:pStyle w:val="BodyText"/>
         <w:numPr>
           <w:ilvl w:val="0"/>
-          <w:numId w:val="3"/>
+          <w:numId w:val="4"/>
         </w:numPr>
         <w:bidi w:val="0"/>
         <w:jc w:val="start"/>
@@ -366,7 +378,7 @@
         <w:pStyle w:val="BodyText"/>
         <w:numPr>
           <w:ilvl w:val="0"/>
-          <w:numId w:val="3"/>
+          <w:numId w:val="4"/>
         </w:numPr>
         <w:bidi w:val="0"/>
         <w:jc w:val="start"/>
@@ -382,7 +394,7 @@
         <w:pStyle w:val="BodyText"/>
         <w:numPr>
           <w:ilvl w:val="1"/>
-          <w:numId w:val="3"/>
+          <w:numId w:val="4"/>
         </w:numPr>
         <w:bidi w:val="0"/>
         <w:jc w:val="start"/>
@@ -391,6 +403,262 @@
       <w:r>
         <w:rPr/>
         <w:t>These are divided into movies and TV shows</w:t>
+      </w:r>
+      <w:r>
+        <w:br w:type="page"/>
+      </w:r>
+    </w:p>
+    <w:p>
+      <w:pPr>
+        <w:pStyle w:val="BodyText"/>
+        <w:numPr>
+          <w:ilvl w:val="1"/>
+          <w:numId w:val="4"/>
+        </w:numPr>
+        <w:bidi w:val="0"/>
+        <w:jc w:val="start"/>
+        <w:rPr/>
+      </w:pPr>
+      <w:r>
+        <w:rPr/>
+      </w:r>
+    </w:p>
+    <w:p>
+      <w:pPr>
+        <w:pStyle w:val="BodyText"/>
+        <w:bidi w:val="0"/>
+        <w:jc w:val="start"/>
+        <w:rPr/>
+      </w:pPr>
+      <w:r>
+        <w:rPr/>
+        <w:drawing>
+          <wp:anchor distT="0" distB="0" distL="0" distR="0" simplePos="0" relativeHeight="5" behindDoc="0" locked="0" layoutInCell="0" allowOverlap="1">
+            <wp:simplePos x="0" y="0"/>
+            <wp:positionH relativeFrom="column">
+              <wp:posOffset>-135890</wp:posOffset>
+            </wp:positionH>
+            <wp:positionV relativeFrom="paragraph">
+              <wp:posOffset>6106160</wp:posOffset>
+            </wp:positionV>
+            <wp:extent cx="6254115" cy="8235950"/>
+            <wp:effectExtent l="0" t="0" r="0" b="0"/>
+            <wp:wrapSquare wrapText="largest"/>
+            <wp:docPr id="1" name="Image2 Copy 2"/>
+            <wp:cNvGraphicFramePr>
+              <a:graphicFrameLocks xmlns:a="http://schemas.openxmlformats.org/drawingml/2006/main" noChangeAspect="1"/>
+            </wp:cNvGraphicFramePr>
+            <a:graphic xmlns:a="http://schemas.openxmlformats.org/drawingml/2006/main">
+              <a:graphicData uri="http://schemas.openxmlformats.org/drawingml/2006/picture">
+                <pic:pic xmlns:pic="http://schemas.openxmlformats.org/drawingml/2006/picture">
+                  <pic:nvPicPr>
+                    <pic:cNvPr id="1" name="Image2 Copy 2"/>
+                    <pic:cNvPicPr>
+                      <a:picLocks noChangeAspect="1" noChangeArrowheads="1"/>
+                    </pic:cNvPicPr>
+                  </pic:nvPicPr>
+                  <pic:blipFill>
+                    <a:blip r:embed="rId2"/>
+                    <a:srcRect l="4868" t="0" r="53678" b="0"/>
+                    <a:stretch>
+                      <a:fillRect/>
+                    </a:stretch>
+                  </pic:blipFill>
+                  <pic:spPr bwMode="auto">
+                    <a:xfrm>
+                      <a:off x="0" y="0"/>
+                      <a:ext cx="6254115" cy="8235950"/>
+                    </a:xfrm>
+                    <a:prstGeom prst="rect">
+                      <a:avLst/>
+                    </a:prstGeom>
+                    <a:noFill/>
+                  </pic:spPr>
+                </pic:pic>
+              </a:graphicData>
+            </a:graphic>
+          </wp:anchor>
+        </w:drawing>
+      </w:r>
+      <w:r>
+        <w:br w:type="page"/>
+      </w:r>
+    </w:p>
+    <w:p>
+      <w:pPr>
+        <w:pStyle w:val="BodyText"/>
+        <w:numPr>
+          <w:ilvl w:val="1"/>
+          <w:numId w:val="4"/>
+        </w:numPr>
+        <w:bidi w:val="0"/>
+        <w:jc w:val="start"/>
+        <w:rPr/>
+      </w:pPr>
+      <w:r>
+        <w:rPr/>
+        <w:drawing>
+          <wp:anchor distT="0" distB="0" distL="0" distR="0" simplePos="0" relativeHeight="3" behindDoc="0" locked="0" layoutInCell="0" allowOverlap="1">
+            <wp:simplePos x="0" y="0"/>
+            <wp:positionH relativeFrom="column">
+              <wp:posOffset>2008505</wp:posOffset>
+            </wp:positionH>
+            <wp:positionV relativeFrom="paragraph">
+              <wp:posOffset>635</wp:posOffset>
+            </wp:positionV>
+            <wp:extent cx="2624455" cy="3456305"/>
+            <wp:effectExtent l="0" t="0" r="0" b="0"/>
+            <wp:wrapSquare wrapText="largest"/>
+            <wp:docPr id="2" name="Image2"/>
+            <wp:cNvGraphicFramePr>
+              <a:graphicFrameLocks xmlns:a="http://schemas.openxmlformats.org/drawingml/2006/main" noChangeAspect="1"/>
+            </wp:cNvGraphicFramePr>
+            <a:graphic xmlns:a="http://schemas.openxmlformats.org/drawingml/2006/main">
+              <a:graphicData uri="http://schemas.openxmlformats.org/drawingml/2006/picture">
+                <pic:pic xmlns:pic="http://schemas.openxmlformats.org/drawingml/2006/picture">
+                  <pic:nvPicPr>
+                    <pic:cNvPr id="2" name="Image2"/>
+                    <pic:cNvPicPr>
+                      <a:picLocks noChangeAspect="1" noChangeArrowheads="1"/>
+                    </pic:cNvPicPr>
+                  </pic:nvPicPr>
+                  <pic:blipFill>
+                    <a:blip r:embed="rId3"/>
+                    <a:srcRect l="4868" t="0" r="53678" b="0"/>
+                    <a:stretch>
+                      <a:fillRect/>
+                    </a:stretch>
+                  </pic:blipFill>
+                  <pic:spPr bwMode="auto">
+                    <a:xfrm>
+                      <a:off x="0" y="0"/>
+                      <a:ext cx="2624455" cy="3456305"/>
+                    </a:xfrm>
+                    <a:prstGeom prst="rect">
+                      <a:avLst/>
+                    </a:prstGeom>
+                    <a:noFill/>
+                  </pic:spPr>
+                </pic:pic>
+              </a:graphicData>
+            </a:graphic>
+          </wp:anchor>
+        </w:drawing>
+        <w:drawing>
+          <wp:anchor distT="0" distB="0" distL="0" distR="0" simplePos="0" relativeHeight="4" behindDoc="0" locked="0" layoutInCell="0" allowOverlap="1">
+            <wp:simplePos x="0" y="0"/>
+            <wp:positionH relativeFrom="column">
+              <wp:posOffset>-48895</wp:posOffset>
+            </wp:positionH>
+            <wp:positionV relativeFrom="paragraph">
+              <wp:posOffset>-28575</wp:posOffset>
+            </wp:positionV>
+            <wp:extent cx="6468110" cy="8293735"/>
+            <wp:effectExtent l="0" t="0" r="0" b="0"/>
+            <wp:wrapSquare wrapText="largest"/>
+            <wp:docPr id="3" name="Image2 Copy 1"/>
+            <wp:cNvGraphicFramePr>
+              <a:graphicFrameLocks xmlns:a="http://schemas.openxmlformats.org/drawingml/2006/main" noChangeAspect="1"/>
+            </wp:cNvGraphicFramePr>
+            <a:graphic xmlns:a="http://schemas.openxmlformats.org/drawingml/2006/main">
+              <a:graphicData uri="http://schemas.openxmlformats.org/drawingml/2006/picture">
+                <pic:pic xmlns:pic="http://schemas.openxmlformats.org/drawingml/2006/picture">
+                  <pic:nvPicPr>
+                    <pic:cNvPr id="3" name="Image2 Copy 1"/>
+                    <pic:cNvPicPr>
+                      <a:picLocks noChangeAspect="1" noChangeArrowheads="1"/>
+                    </pic:cNvPicPr>
+                  </pic:nvPicPr>
+                  <pic:blipFill>
+                    <a:blip r:embed="rId4"/>
+                    <a:srcRect l="53619" t="0" r="3816" b="0"/>
+                    <a:stretch>
+                      <a:fillRect/>
+                    </a:stretch>
+                  </pic:blipFill>
+                  <pic:spPr bwMode="auto">
+                    <a:xfrm>
+                      <a:off x="0" y="0"/>
+                      <a:ext cx="6468110" cy="8293735"/>
+                    </a:xfrm>
+                    <a:prstGeom prst="rect">
+                      <a:avLst/>
+                    </a:prstGeom>
+                    <a:noFill/>
+                  </pic:spPr>
+                </pic:pic>
+              </a:graphicData>
+            </a:graphic>
+          </wp:anchor>
+        </w:drawing>
+      </w:r>
+      <w:r>
+        <w:br w:type="page"/>
+      </w:r>
+    </w:p>
+    <w:p>
+      <w:pPr>
+        <w:pStyle w:val="Heading2"/>
+        <w:bidi w:val="0"/>
+        <w:jc w:val="start"/>
+        <w:rPr>
+          <w:rStyle w:val="Strong"/>
+          <w:b/>
+          <w:bCs/>
+        </w:rPr>
+      </w:pPr>
+      <w:r>
+        <w:rPr/>
+        <w:drawing>
+          <wp:anchor distT="0" distB="0" distL="0" distR="0" simplePos="0" relativeHeight="2" behindDoc="0" locked="0" layoutInCell="0" allowOverlap="1">
+            <wp:simplePos x="0" y="0"/>
+            <wp:positionH relativeFrom="column">
+              <wp:posOffset>27305</wp:posOffset>
+            </wp:positionH>
+            <wp:positionV relativeFrom="paragraph">
+              <wp:posOffset>276225</wp:posOffset>
+            </wp:positionV>
+            <wp:extent cx="6546850" cy="8484870"/>
+            <wp:effectExtent l="0" t="0" r="0" b="0"/>
+            <wp:wrapTopAndBottom/>
+            <wp:docPr id="4" name="Image1"/>
+            <wp:cNvGraphicFramePr>
+              <a:graphicFrameLocks xmlns:a="http://schemas.openxmlformats.org/drawingml/2006/main" noChangeAspect="1"/>
+            </wp:cNvGraphicFramePr>
+            <a:graphic xmlns:a="http://schemas.openxmlformats.org/drawingml/2006/main">
+              <a:graphicData uri="http://schemas.openxmlformats.org/drawingml/2006/picture">
+                <pic:pic xmlns:pic="http://schemas.openxmlformats.org/drawingml/2006/picture">
+                  <pic:nvPicPr>
+                    <pic:cNvPr id="4" name="Image1"/>
+                    <pic:cNvPicPr>
+                      <a:picLocks noChangeAspect="1" noChangeArrowheads="1"/>
+                    </pic:cNvPicPr>
+                  </pic:nvPicPr>
+                  <pic:blipFill>
+                    <a:blip r:embed="rId5"/>
+                    <a:srcRect l="53829" t="0" r="4049" b="0"/>
+                    <a:stretch>
+                      <a:fillRect/>
+                    </a:stretch>
+                  </pic:blipFill>
+                  <pic:spPr bwMode="auto">
+                    <a:xfrm>
+                      <a:off x="0" y="0"/>
+                      <a:ext cx="6546850" cy="8484870"/>
+                    </a:xfrm>
+                    <a:prstGeom prst="rect">
+                      <a:avLst/>
+                    </a:prstGeom>
+                    <a:noFill/>
+                  </pic:spPr>
+                </pic:pic>
+              </a:graphicData>
+            </a:graphic>
+          </wp:anchor>
+        </w:drawing>
+      </w:r>
+      <w:r>
+        <w:br w:type="page"/>
       </w:r>
     </w:p>
     <w:p>
@@ -418,51 +686,187 @@
       </w:pPr>
       <w:r>
         <w:rPr/>
-        <w:t>At least the following two external APIs will be used:</w:t>
-      </w:r>
-    </w:p>
-    <w:p>
-      <w:pPr>
-        <w:pStyle w:val="BodyText"/>
-        <w:numPr>
-          <w:ilvl w:val="0"/>
-          <w:numId w:val="4"/>
-        </w:numPr>
-        <w:bidi w:val="0"/>
-        <w:jc w:val="start"/>
-        <w:rPr/>
-      </w:pPr>
-      <w:r>
-        <w:rPr/>
-        <w:t>TMDb API to retrieve information about movies and TV shows</w:t>
-      </w:r>
-    </w:p>
-    <w:p>
-      <w:pPr>
-        <w:pStyle w:val="BodyText"/>
-        <w:numPr>
-          <w:ilvl w:val="0"/>
-          <w:numId w:val="4"/>
-        </w:numPr>
-        <w:bidi w:val="0"/>
-        <w:jc w:val="start"/>
-        <w:rPr/>
-      </w:pPr>
-      <w:r>
-        <w:rPr/>
-        <w:t>OMDb API to supplement information</w:t>
-      </w:r>
-    </w:p>
-    <w:p>
-      <w:pPr>
-        <w:pStyle w:val="BodyText"/>
-        <w:bidi w:val="0"/>
-        <w:jc w:val="start"/>
-        <w:rPr/>
-      </w:pPr>
-      <w:r>
-        <w:rPr/>
-        <w:t>User data, such as their movie list, will also be stored using localStorage.</w:t>
+        <w:t>The application will use the OMDb API and TMDb API to retrieve movie and TV show data.</w:t>
+      </w:r>
+    </w:p>
+    <w:p>
+      <w:pPr>
+        <w:pStyle w:val="BodyText"/>
+        <w:bidi w:val="0"/>
+        <w:jc w:val="start"/>
+        <w:rPr/>
+      </w:pPr>
+      <w:r>
+        <w:rPr/>
+        <w:t>These APIs provide a rich dataset including:</w:t>
+      </w:r>
+    </w:p>
+    <w:p>
+      <w:pPr>
+        <w:pStyle w:val="BodyText"/>
+        <w:numPr>
+          <w:ilvl w:val="0"/>
+          <w:numId w:val="12"/>
+        </w:numPr>
+        <w:bidi w:val="0"/>
+        <w:jc w:val="start"/>
+        <w:rPr/>
+      </w:pPr>
+      <w:r>
+        <w:rPr/>
+        <w:t>Title</w:t>
+      </w:r>
+    </w:p>
+    <w:p>
+      <w:pPr>
+        <w:pStyle w:val="BodyText"/>
+        <w:numPr>
+          <w:ilvl w:val="0"/>
+          <w:numId w:val="12"/>
+        </w:numPr>
+        <w:bidi w:val="0"/>
+        <w:jc w:val="start"/>
+        <w:rPr/>
+      </w:pPr>
+      <w:r>
+        <w:rPr/>
+        <w:t>Year</w:t>
+      </w:r>
+    </w:p>
+    <w:p>
+      <w:pPr>
+        <w:pStyle w:val="BodyText"/>
+        <w:numPr>
+          <w:ilvl w:val="0"/>
+          <w:numId w:val="12"/>
+        </w:numPr>
+        <w:bidi w:val="0"/>
+        <w:jc w:val="start"/>
+        <w:rPr/>
+      </w:pPr>
+      <w:r>
+        <w:rPr/>
+        <w:t>Genre</w:t>
+      </w:r>
+    </w:p>
+    <w:p>
+      <w:pPr>
+        <w:pStyle w:val="BodyText"/>
+        <w:numPr>
+          <w:ilvl w:val="0"/>
+          <w:numId w:val="12"/>
+        </w:numPr>
+        <w:bidi w:val="0"/>
+        <w:jc w:val="start"/>
+        <w:rPr/>
+      </w:pPr>
+      <w:r>
+        <w:rPr/>
+        <w:t>Director</w:t>
+      </w:r>
+    </w:p>
+    <w:p>
+      <w:pPr>
+        <w:pStyle w:val="BodyText"/>
+        <w:numPr>
+          <w:ilvl w:val="0"/>
+          <w:numId w:val="12"/>
+        </w:numPr>
+        <w:bidi w:val="0"/>
+        <w:jc w:val="start"/>
+        <w:rPr/>
+      </w:pPr>
+      <w:r>
+        <w:rPr/>
+        <w:t>Actors</w:t>
+      </w:r>
+    </w:p>
+    <w:p>
+      <w:pPr>
+        <w:pStyle w:val="BodyText"/>
+        <w:numPr>
+          <w:ilvl w:val="0"/>
+          <w:numId w:val="12"/>
+        </w:numPr>
+        <w:bidi w:val="0"/>
+        <w:jc w:val="start"/>
+        <w:rPr/>
+      </w:pPr>
+      <w:r>
+        <w:rPr/>
+        <w:t>Plot</w:t>
+      </w:r>
+    </w:p>
+    <w:p>
+      <w:pPr>
+        <w:pStyle w:val="BodyText"/>
+        <w:numPr>
+          <w:ilvl w:val="0"/>
+          <w:numId w:val="12"/>
+        </w:numPr>
+        <w:bidi w:val="0"/>
+        <w:jc w:val="start"/>
+        <w:rPr/>
+      </w:pPr>
+      <w:r>
+        <w:rPr/>
+        <w:t>Poster</w:t>
+      </w:r>
+    </w:p>
+    <w:p>
+      <w:pPr>
+        <w:pStyle w:val="BodyText"/>
+        <w:numPr>
+          <w:ilvl w:val="0"/>
+          <w:numId w:val="12"/>
+        </w:numPr>
+        <w:bidi w:val="0"/>
+        <w:jc w:val="start"/>
+        <w:rPr/>
+      </w:pPr>
+      <w:r>
+        <w:rPr/>
+        <w:t>Ratings</w:t>
+      </w:r>
+    </w:p>
+    <w:p>
+      <w:pPr>
+        <w:pStyle w:val="BodyText"/>
+        <w:numPr>
+          <w:ilvl w:val="0"/>
+          <w:numId w:val="12"/>
+        </w:numPr>
+        <w:bidi w:val="0"/>
+        <w:jc w:val="start"/>
+        <w:rPr/>
+      </w:pPr>
+      <w:r>
+        <w:rPr/>
+        <w:t>Runtime</w:t>
+      </w:r>
+    </w:p>
+    <w:p>
+      <w:pPr>
+        <w:pStyle w:val="BodyText"/>
+        <w:bidi w:val="0"/>
+        <w:jc w:val="start"/>
+        <w:rPr/>
+      </w:pPr>
+      <w:r>
+        <w:rPr/>
+        <w:t>Each item contains more than 6–10 attributes, which provides enough data to work with JSON and JavaScript for rendering, filtering, and storing information.</w:t>
+      </w:r>
+    </w:p>
+    <w:p>
+      <w:pPr>
+        <w:pStyle w:val="BodyText"/>
+        <w:bidi w:val="0"/>
+        <w:jc w:val="start"/>
+        <w:rPr/>
+      </w:pPr>
+      <w:r>
+        <w:rPr/>
+        <w:t>Data will be fetched using JavaScript (Fetch API with async/await) and displayed dynamically in the application.</w:t>
       </w:r>
     </w:p>
     <w:p>
@@ -668,6 +1072,88 @@
           <w:bCs/>
         </w:rPr>
         <w:t>Timeline</w:t>
+      </w:r>
+    </w:p>
+    <w:p>
+      <w:pPr>
+        <w:pStyle w:val="BodyText"/>
+        <w:rPr/>
+      </w:pPr>
+      <w:r>
+        <w:rPr>
+          <w:rStyle w:val="Strong"/>
+          <w:b w:val="false"/>
+          <w:bCs w:val="false"/>
+        </w:rPr>
+        <w:t>Trello Board</w:t>
+      </w:r>
+    </w:p>
+    <w:p>
+      <w:pPr>
+        <w:pStyle w:val="BodyText"/>
+        <w:rPr>
+          <w:rStyle w:val="Strong"/>
+          <w:b w:val="false"/>
+          <w:bCs w:val="false"/>
+        </w:rPr>
+      </w:pPr>
+      <w:r>
+        <w:rPr/>
+      </w:r>
+    </w:p>
+    <w:p>
+      <w:pPr>
+        <w:pStyle w:val="BodyText"/>
+        <w:rPr/>
+      </w:pPr>
+      <w:r>
+        <w:rPr>
+          <w:rStyle w:val="Strong"/>
+          <w:b w:val="false"/>
+          <w:bCs w:val="false"/>
+        </w:rPr>
+        <w:t>A Trello board was created to organize the development process of the application.</w:t>
+      </w:r>
+    </w:p>
+    <w:p>
+      <w:pPr>
+        <w:pStyle w:val="BodyText"/>
+        <w:rPr>
+          <w:rStyle w:val="Strong"/>
+          <w:b w:val="false"/>
+          <w:bCs w:val="false"/>
+        </w:rPr>
+      </w:pPr>
+      <w:r>
+        <w:rPr/>
+      </w:r>
+    </w:p>
+    <w:p>
+      <w:pPr>
+        <w:pStyle w:val="BodyText"/>
+        <w:rPr/>
+      </w:pPr>
+      <w:r>
+        <w:rPr>
+          <w:rStyle w:val="Strong"/>
+          <w:b w:val="false"/>
+          <w:bCs w:val="false"/>
+        </w:rPr>
+        <w:t>Link:</w:t>
+      </w:r>
+    </w:p>
+    <w:p>
+      <w:pPr>
+        <w:pStyle w:val="BodyText"/>
+        <w:rPr/>
+      </w:pPr>
+      <w:r>
+        <w:rPr>
+          <w:rStyle w:val="Strong"/>
+          <w:b w:val="false"/>
+          <w:bCs w:val="false"/>
+        </w:rPr>
+        <w:t>https://trello.com/b/f3u8P4pw/final-project-movie-tracker</w:t>
       </w:r>
     </w:p>
     <w:p>
@@ -1091,6 +1577,7 @@
       <w:pgNumType w:fmt="decimal"/>
       <w:formProt w:val="false"/>
       <w:textDirection w:val="lrTb"/>
+      <w:docGrid w:type="default" w:linePitch="100" w:charSpace="0"/>
     </w:sectPr>
   </w:body>
 </w:document>
@@ -1102,7 +1589,6 @@
     <w:lvl w:ilvl="0">
       <w:start w:val="1"/>
       <w:numFmt w:val="none"/>
-      <w:pStyle w:val="Heading1"/>
       <w:suff w:val="nothing"/>
       <w:lvlText w:val=""/>
       <w:lvlJc w:val="start"/>
@@ -1114,20 +1600,6 @@
       </w:pPr>
     </w:lvl>
     <w:lvl w:ilvl="1">
-      <w:start w:val="1"/>
-      <w:numFmt w:val="none"/>
-      <w:pStyle w:val="Heading2"/>
-      <w:suff w:val="nothing"/>
-      <w:lvlText w:val=""/>
-      <w:lvlJc w:val="start"/>
-      <w:pPr>
-        <w:tabs>
-          <w:tab w:val="num" w:pos="0"/>
-        </w:tabs>
-        <w:ind w:start="0" w:hanging="0"/>
-      </w:pPr>
-    </w:lvl>
-    <w:lvl w:ilvl="2">
       <w:start w:val="1"/>
       <w:numFmt w:val="none"/>
       <w:suff w:val="nothing"/>
@@ -1140,7 +1612,7 @@
         <w:ind w:start="0" w:hanging="0"/>
       </w:pPr>
     </w:lvl>
-    <w:lvl w:ilvl="3">
+    <w:lvl w:ilvl="2">
       <w:start w:val="1"/>
       <w:numFmt w:val="none"/>
       <w:suff w:val="nothing"/>
@@ -1153,7 +1625,7 @@
         <w:ind w:start="0" w:hanging="0"/>
       </w:pPr>
     </w:lvl>
-    <w:lvl w:ilvl="4">
+    <w:lvl w:ilvl="3">
       <w:start w:val="1"/>
       <w:numFmt w:val="none"/>
       <w:suff w:val="nothing"/>
@@ -1166,7 +1638,7 @@
         <w:ind w:start="0" w:hanging="0"/>
       </w:pPr>
     </w:lvl>
-    <w:lvl w:ilvl="5">
+    <w:lvl w:ilvl="4">
       <w:start w:val="1"/>
       <w:numFmt w:val="none"/>
       <w:suff w:val="nothing"/>
@@ -1179,7 +1651,7 @@
         <w:ind w:start="0" w:hanging="0"/>
       </w:pPr>
     </w:lvl>
-    <w:lvl w:ilvl="6">
+    <w:lvl w:ilvl="5">
       <w:start w:val="1"/>
       <w:numFmt w:val="none"/>
       <w:suff w:val="nothing"/>
@@ -1192,7 +1664,7 @@
         <w:ind w:start="0" w:hanging="0"/>
       </w:pPr>
     </w:lvl>
-    <w:lvl w:ilvl="7">
+    <w:lvl w:ilvl="6">
       <w:start w:val="1"/>
       <w:numFmt w:val="none"/>
       <w:suff w:val="nothing"/>
@@ -1205,7 +1677,7 @@
         <w:ind w:start="0" w:hanging="0"/>
       </w:pPr>
     </w:lvl>
-    <w:lvl w:ilvl="8">
+    <w:lvl w:ilvl="7">
       <w:start w:val="1"/>
       <w:numFmt w:val="none"/>
       <w:suff w:val="nothing"/>
@@ -1218,142 +1690,146 @@
         <w:ind w:start="0" w:hanging="0"/>
       </w:pPr>
     </w:lvl>
+    <w:lvl w:ilvl="8">
+      <w:start w:val="1"/>
+      <w:numFmt w:val="none"/>
+      <w:suff w:val="nothing"/>
+      <w:lvlText w:val=""/>
+      <w:lvlJc w:val="start"/>
+      <w:pPr>
+        <w:tabs>
+          <w:tab w:val="num" w:pos="0"/>
+        </w:tabs>
+        <w:ind w:start="0" w:hanging="0"/>
+      </w:pPr>
+    </w:lvl>
   </w:abstractNum>
   <w:abstractNum w:abstractNumId="2">
     <w:lvl w:ilvl="0">
       <w:start w:val="1"/>
-      <w:numFmt w:val="bullet"/>
-      <w:lvlText w:val=""/>
-      <w:lvlJc w:val="start"/>
-      <w:pPr>
-        <w:tabs>
-          <w:tab w:val="num" w:pos="720"/>
-        </w:tabs>
-        <w:ind w:start="720" w:hanging="360"/>
-      </w:pPr>
-      <w:rPr>
-        <w:rFonts w:ascii="Symbol" w:hAnsi="Symbol" w:cs="Symbol" w:hint="default"/>
-      </w:rPr>
+      <w:numFmt w:val="none"/>
+      <w:suff w:val="nothing"/>
+      <w:lvlText w:val=""/>
+      <w:lvlJc w:val="start"/>
+      <w:pPr>
+        <w:tabs>
+          <w:tab w:val="num" w:pos="0"/>
+        </w:tabs>
+        <w:ind w:start="0" w:hanging="0"/>
+      </w:pPr>
+      <w:rPr/>
     </w:lvl>
     <w:lvl w:ilvl="1">
       <w:start w:val="1"/>
-      <w:numFmt w:val="bullet"/>
-      <w:lvlText w:val="◦"/>
-      <w:lvlJc w:val="start"/>
-      <w:pPr>
-        <w:tabs>
-          <w:tab w:val="num" w:pos="1080"/>
-        </w:tabs>
-        <w:ind w:start="1080" w:hanging="360"/>
-      </w:pPr>
-      <w:rPr>
-        <w:rFonts w:ascii="OpenSymbol" w:hAnsi="OpenSymbol" w:cs="OpenSymbol" w:hint="default"/>
-      </w:rPr>
+      <w:numFmt w:val="none"/>
+      <w:suff w:val="nothing"/>
+      <w:lvlText w:val=""/>
+      <w:lvlJc w:val="start"/>
+      <w:pPr>
+        <w:tabs>
+          <w:tab w:val="num" w:pos="0"/>
+        </w:tabs>
+        <w:ind w:start="0" w:hanging="0"/>
+      </w:pPr>
+      <w:rPr/>
     </w:lvl>
     <w:lvl w:ilvl="2">
       <w:start w:val="1"/>
-      <w:numFmt w:val="bullet"/>
-      <w:lvlText w:val="▪"/>
-      <w:lvlJc w:val="start"/>
-      <w:pPr>
-        <w:tabs>
-          <w:tab w:val="num" w:pos="1440"/>
-        </w:tabs>
-        <w:ind w:start="1440" w:hanging="360"/>
-      </w:pPr>
-      <w:rPr>
-        <w:rFonts w:ascii="OpenSymbol" w:hAnsi="OpenSymbol" w:cs="OpenSymbol" w:hint="default"/>
-      </w:rPr>
+      <w:numFmt w:val="none"/>
+      <w:suff w:val="nothing"/>
+      <w:lvlText w:val=""/>
+      <w:lvlJc w:val="start"/>
+      <w:pPr>
+        <w:tabs>
+          <w:tab w:val="num" w:pos="0"/>
+        </w:tabs>
+        <w:ind w:start="0" w:hanging="0"/>
+      </w:pPr>
+      <w:rPr/>
     </w:lvl>
     <w:lvl w:ilvl="3">
       <w:start w:val="1"/>
-      <w:numFmt w:val="bullet"/>
-      <w:lvlText w:val=""/>
-      <w:lvlJc w:val="start"/>
-      <w:pPr>
-        <w:tabs>
-          <w:tab w:val="num" w:pos="1800"/>
-        </w:tabs>
-        <w:ind w:start="1800" w:hanging="360"/>
-      </w:pPr>
-      <w:rPr>
-        <w:rFonts w:ascii="Symbol" w:hAnsi="Symbol" w:cs="Symbol" w:hint="default"/>
-      </w:rPr>
+      <w:numFmt w:val="none"/>
+      <w:suff w:val="nothing"/>
+      <w:lvlText w:val=""/>
+      <w:lvlJc w:val="start"/>
+      <w:pPr>
+        <w:tabs>
+          <w:tab w:val="num" w:pos="0"/>
+        </w:tabs>
+        <w:ind w:start="0" w:hanging="0"/>
+      </w:pPr>
+      <w:rPr/>
     </w:lvl>
     <w:lvl w:ilvl="4">
       <w:start w:val="1"/>
-      <w:numFmt w:val="bullet"/>
-      <w:lvlText w:val="◦"/>
-      <w:lvlJc w:val="start"/>
-      <w:pPr>
-        <w:tabs>
-          <w:tab w:val="num" w:pos="2160"/>
-        </w:tabs>
-        <w:ind w:start="2160" w:hanging="360"/>
-      </w:pPr>
-      <w:rPr>
-        <w:rFonts w:ascii="OpenSymbol" w:hAnsi="OpenSymbol" w:cs="OpenSymbol" w:hint="default"/>
-      </w:rPr>
+      <w:numFmt w:val="none"/>
+      <w:suff w:val="nothing"/>
+      <w:lvlText w:val=""/>
+      <w:lvlJc w:val="start"/>
+      <w:pPr>
+        <w:tabs>
+          <w:tab w:val="num" w:pos="0"/>
+        </w:tabs>
+        <w:ind w:start="0" w:hanging="0"/>
+      </w:pPr>
+      <w:rPr/>
     </w:lvl>
     <w:lvl w:ilvl="5">
       <w:start w:val="1"/>
-      <w:numFmt w:val="bullet"/>
-      <w:lvlText w:val="▪"/>
-      <w:lvlJc w:val="start"/>
-      <w:pPr>
-        <w:tabs>
-          <w:tab w:val="num" w:pos="2520"/>
-        </w:tabs>
-        <w:ind w:start="2520" w:hanging="360"/>
-      </w:pPr>
-      <w:rPr>
-        <w:rFonts w:ascii="OpenSymbol" w:hAnsi="OpenSymbol" w:cs="OpenSymbol" w:hint="default"/>
-      </w:rPr>
+      <w:numFmt w:val="none"/>
+      <w:suff w:val="nothing"/>
+      <w:lvlText w:val=""/>
+      <w:lvlJc w:val="start"/>
+      <w:pPr>
+        <w:tabs>
+          <w:tab w:val="num" w:pos="0"/>
+        </w:tabs>
+        <w:ind w:start="0" w:hanging="0"/>
+      </w:pPr>
+      <w:rPr/>
     </w:lvl>
     <w:lvl w:ilvl="6">
       <w:start w:val="1"/>
-      <w:numFmt w:val="bullet"/>
-      <w:lvlText w:val=""/>
-      <w:lvlJc w:val="start"/>
-      <w:pPr>
-        <w:tabs>
-          <w:tab w:val="num" w:pos="2880"/>
-        </w:tabs>
-        <w:ind w:start="2880" w:hanging="360"/>
-      </w:pPr>
-      <w:rPr>
-        <w:rFonts w:ascii="Symbol" w:hAnsi="Symbol" w:cs="Symbol" w:hint="default"/>
-      </w:rPr>
+      <w:numFmt w:val="none"/>
+      <w:suff w:val="nothing"/>
+      <w:lvlText w:val=""/>
+      <w:lvlJc w:val="start"/>
+      <w:pPr>
+        <w:tabs>
+          <w:tab w:val="num" w:pos="0"/>
+        </w:tabs>
+        <w:ind w:start="0" w:hanging="0"/>
+      </w:pPr>
+      <w:rPr/>
     </w:lvl>
     <w:lvl w:ilvl="7">
       <w:start w:val="1"/>
-      <w:numFmt w:val="bullet"/>
-      <w:lvlText w:val="◦"/>
-      <w:lvlJc w:val="start"/>
-      <w:pPr>
-        <w:tabs>
-          <w:tab w:val="num" w:pos="3240"/>
-        </w:tabs>
-        <w:ind w:start="3240" w:hanging="360"/>
-      </w:pPr>
-      <w:rPr>
-        <w:rFonts w:ascii="OpenSymbol" w:hAnsi="OpenSymbol" w:cs="OpenSymbol" w:hint="default"/>
-      </w:rPr>
+      <w:numFmt w:val="none"/>
+      <w:suff w:val="nothing"/>
+      <w:lvlText w:val=""/>
+      <w:lvlJc w:val="start"/>
+      <w:pPr>
+        <w:tabs>
+          <w:tab w:val="num" w:pos="0"/>
+        </w:tabs>
+        <w:ind w:start="0" w:hanging="0"/>
+      </w:pPr>
+      <w:rPr/>
     </w:lvl>
     <w:lvl w:ilvl="8">
       <w:start w:val="1"/>
-      <w:numFmt w:val="bullet"/>
-      <w:lvlText w:val="▪"/>
-      <w:lvlJc w:val="start"/>
-      <w:pPr>
-        <w:tabs>
-          <w:tab w:val="num" w:pos="3600"/>
-        </w:tabs>
-        <w:ind w:start="3600" w:hanging="360"/>
-      </w:pPr>
-      <w:rPr>
-        <w:rFonts w:ascii="OpenSymbol" w:hAnsi="OpenSymbol" w:cs="OpenSymbol" w:hint="default"/>
-      </w:rPr>
+      <w:numFmt w:val="none"/>
+      <w:suff w:val="nothing"/>
+      <w:lvlText w:val=""/>
+      <w:lvlJc w:val="start"/>
+      <w:pPr>
+        <w:tabs>
+          <w:tab w:val="num" w:pos="0"/>
+        </w:tabs>
+        <w:ind w:start="0" w:hanging="0"/>
+      </w:pPr>
+      <w:rPr/>
     </w:lvl>
   </w:abstractNum>
   <w:abstractNum w:abstractNumId="3">
@@ -2453,6 +2929,143 @@
     </w:lvl>
   </w:abstractNum>
   <w:abstractNum w:abstractNumId="11">
+    <w:lvl w:ilvl="0">
+      <w:start w:val="1"/>
+      <w:numFmt w:val="bullet"/>
+      <w:lvlText w:val=""/>
+      <w:lvlJc w:val="start"/>
+      <w:pPr>
+        <w:tabs>
+          <w:tab w:val="num" w:pos="720"/>
+        </w:tabs>
+        <w:ind w:start="720" w:hanging="360"/>
+      </w:pPr>
+      <w:rPr>
+        <w:rFonts w:ascii="Symbol" w:hAnsi="Symbol" w:cs="Symbol" w:hint="default"/>
+      </w:rPr>
+    </w:lvl>
+    <w:lvl w:ilvl="1">
+      <w:start w:val="1"/>
+      <w:numFmt w:val="bullet"/>
+      <w:lvlText w:val="◦"/>
+      <w:lvlJc w:val="start"/>
+      <w:pPr>
+        <w:tabs>
+          <w:tab w:val="num" w:pos="1080"/>
+        </w:tabs>
+        <w:ind w:start="1080" w:hanging="360"/>
+      </w:pPr>
+      <w:rPr>
+        <w:rFonts w:ascii="OpenSymbol" w:hAnsi="OpenSymbol" w:cs="OpenSymbol" w:hint="default"/>
+      </w:rPr>
+    </w:lvl>
+    <w:lvl w:ilvl="2">
+      <w:start w:val="1"/>
+      <w:numFmt w:val="bullet"/>
+      <w:lvlText w:val="▪"/>
+      <w:lvlJc w:val="start"/>
+      <w:pPr>
+        <w:tabs>
+          <w:tab w:val="num" w:pos="1440"/>
+        </w:tabs>
+        <w:ind w:start="1440" w:hanging="360"/>
+      </w:pPr>
+      <w:rPr>
+        <w:rFonts w:ascii="OpenSymbol" w:hAnsi="OpenSymbol" w:cs="OpenSymbol" w:hint="default"/>
+      </w:rPr>
+    </w:lvl>
+    <w:lvl w:ilvl="3">
+      <w:start w:val="1"/>
+      <w:numFmt w:val="bullet"/>
+      <w:lvlText w:val=""/>
+      <w:lvlJc w:val="start"/>
+      <w:pPr>
+        <w:tabs>
+          <w:tab w:val="num" w:pos="1800"/>
+        </w:tabs>
+        <w:ind w:start="1800" w:hanging="360"/>
+      </w:pPr>
+      <w:rPr>
+        <w:rFonts w:ascii="Symbol" w:hAnsi="Symbol" w:cs="Symbol" w:hint="default"/>
+      </w:rPr>
+    </w:lvl>
+    <w:lvl w:ilvl="4">
+      <w:start w:val="1"/>
+      <w:numFmt w:val="bullet"/>
+      <w:lvlText w:val="◦"/>
+      <w:lvlJc w:val="start"/>
+      <w:pPr>
+        <w:tabs>
+          <w:tab w:val="num" w:pos="2160"/>
+        </w:tabs>
+        <w:ind w:start="2160" w:hanging="360"/>
+      </w:pPr>
+      <w:rPr>
+        <w:rFonts w:ascii="OpenSymbol" w:hAnsi="OpenSymbol" w:cs="OpenSymbol" w:hint="default"/>
+      </w:rPr>
+    </w:lvl>
+    <w:lvl w:ilvl="5">
+      <w:start w:val="1"/>
+      <w:numFmt w:val="bullet"/>
+      <w:lvlText w:val="▪"/>
+      <w:lvlJc w:val="start"/>
+      <w:pPr>
+        <w:tabs>
+          <w:tab w:val="num" w:pos="2520"/>
+        </w:tabs>
+        <w:ind w:start="2520" w:hanging="360"/>
+      </w:pPr>
+      <w:rPr>
+        <w:rFonts w:ascii="OpenSymbol" w:hAnsi="OpenSymbol" w:cs="OpenSymbol" w:hint="default"/>
+      </w:rPr>
+    </w:lvl>
+    <w:lvl w:ilvl="6">
+      <w:start w:val="1"/>
+      <w:numFmt w:val="bullet"/>
+      <w:lvlText w:val=""/>
+      <w:lvlJc w:val="start"/>
+      <w:pPr>
+        <w:tabs>
+          <w:tab w:val="num" w:pos="2880"/>
+        </w:tabs>
+        <w:ind w:start="2880" w:hanging="360"/>
+      </w:pPr>
+      <w:rPr>
+        <w:rFonts w:ascii="Symbol" w:hAnsi="Symbol" w:cs="Symbol" w:hint="default"/>
+      </w:rPr>
+    </w:lvl>
+    <w:lvl w:ilvl="7">
+      <w:start w:val="1"/>
+      <w:numFmt w:val="bullet"/>
+      <w:lvlText w:val="◦"/>
+      <w:lvlJc w:val="start"/>
+      <w:pPr>
+        <w:tabs>
+          <w:tab w:val="num" w:pos="3240"/>
+        </w:tabs>
+        <w:ind w:start="3240" w:hanging="360"/>
+      </w:pPr>
+      <w:rPr>
+        <w:rFonts w:ascii="OpenSymbol" w:hAnsi="OpenSymbol" w:cs="OpenSymbol" w:hint="default"/>
+      </w:rPr>
+    </w:lvl>
+    <w:lvl w:ilvl="8">
+      <w:start w:val="1"/>
+      <w:numFmt w:val="bullet"/>
+      <w:lvlText w:val="▪"/>
+      <w:lvlJc w:val="start"/>
+      <w:pPr>
+        <w:tabs>
+          <w:tab w:val="num" w:pos="3600"/>
+        </w:tabs>
+        <w:ind w:start="3600" w:hanging="360"/>
+      </w:pPr>
+      <w:rPr>
+        <w:rFonts w:ascii="OpenSymbol" w:hAnsi="OpenSymbol" w:cs="OpenSymbol" w:hint="default"/>
+      </w:rPr>
+    </w:lvl>
+  </w:abstractNum>
+  <w:abstractNum w:abstractNumId="12">
     <w:lvl w:ilvl="0">
       <w:start w:val="1"/>
       <w:numFmt w:val="bullet"/>
@@ -2622,6 +3235,9 @@
   <w:num w:numId="11">
     <w:abstractNumId w:val="11"/>
   </w:num>
+  <w:num w:numId="12">
+    <w:abstractNumId w:val="12"/>
+  </w:num>
 </w:numbering>
 </file>
 
@@ -2639,7 +3255,6 @@
     </w:rPrDefault>
     <w:pPrDefault>
       <w:pPr>
-        <w:widowControl/>
         <w:suppressAutoHyphens w:val="true"/>
       </w:pPr>
     </w:pPrDefault>
@@ -2649,7 +3264,10 @@
     <w:qFormat/>
     <w:pPr>
       <w:widowControl/>
+      <w:suppressAutoHyphens w:val="true"/>
       <w:bidi w:val="0"/>
+      <w:spacing w:before="0" w:after="0"/>
+      <w:jc w:val="start"/>
     </w:pPr>
     <w:rPr>
       <w:rFonts w:ascii="Liberation Serif" w:hAnsi="Liberation Serif" w:eastAsia="DejaVu Sans" w:cs="FreeSans"/>
@@ -2668,7 +3286,7 @@
     <w:pPr>
       <w:numPr>
         <w:ilvl w:val="0"/>
-        <w:numId w:val="1"/>
+        <w:numId w:val="2"/>
       </w:numPr>
       <w:spacing w:lineRule="auto" w:line="240" w:before="101" w:after="101"/>
       <w:outlineLvl w:val="0"/>
@@ -2704,6 +3322,13 @@
     <w:rPr>
       <w:b/>
       <w:bCs/>
+    </w:rPr>
+  </w:style>
+  <w:style w:type="character" w:styleId="Bulletsuser">
+    <w:name w:val="Bullets (user)"/>
+    <w:qFormat/>
+    <w:rPr>
+      <w:rFonts w:ascii="OpenSymbol" w:hAnsi="OpenSymbol" w:eastAsia="OpenSymbol" w:cs="OpenSymbol"/>
     </w:rPr>
   </w:style>
   <w:style w:type="character" w:styleId="Bullets">
